--- a/Пробки_для_эфира.docx
+++ b/Пробки_для_эфира.docx
@@ -141,7 +141,7 @@
         </w:rPr>
         <w:t xml:space="preserve">Код: </w:t>
       </w:r>
-      <w:hyperlink w:history="1" r:id="rId3s_nc6i7-s9qjc1xgveos">
+      <w:hyperlink w:history="1" r:id="rId_2xbm-82fkz1fixsbikos">
         <w:r>
           <w:rPr>
             <w:rStyle w:val="Hyperlink"/>
@@ -166,7 +166,7 @@
         </w:rPr>
         <w:t xml:space="preserve">Живая страница (после включения GitHub Pages): </w:t>
       </w:r>
-      <w:hyperlink w:history="1" r:id="rIdar6zknzwsomb9zfu3s4mc">
+      <w:hyperlink w:history="1" r:id="rId-wnfnhifcu9w5bk7h6lvm">
         <w:r>
           <w:rPr>
             <w:rStyle w:val="Hyperlink"/>
@@ -242,6 +242,26 @@
       </w:r>
       <w:r>
         <w:t xml:space="preserve">Слева баллы пробок и сравнение с обычным днём недели. Справа готовый текст в четырёх форматах с кнопками «Скопировать» и «Прослушать». Это главное, ради чего редакция открывает страницу.</w:t>
+      </w:r>
+    </w:p>
+    <w:p>
+      <w:pPr>
+        <w:pStyle w:val="ListParagraph"/>
+        <w:numPr>
+          <w:ilvl w:val="0"/>
+          <w:numId w:val="3"/>
+        </w:numPr>
+        <w:spacing w:after="80" w:line="290"/>
+      </w:pPr>
+      <w:r>
+        <w:rPr>
+          <w:b/>
+          <w:bCs/>
+        </w:rPr>
+        <w:t xml:space="preserve">Дорожные события. </w:t>
+      </w:r>
+      <w:r>
+        <w:t xml:space="preserve">Перекрытия, ДТП и ремонт сразу под главным экраном. Главное перекрытие выделено крупно: причина, сроки, объезд со схемой и готовая фраза для эфира. Остальные события — карточками с фильтром по типу, у каждой своя фраза и кнопка «Скопировать для эфира».</w:t>
       </w:r>
     </w:p>
     <w:p>
@@ -1078,6 +1098,104 @@
                 <w:sz w:val="20"/>
                 <w:szCs w:val="20"/>
               </w:rPr>
+              <w:t xml:space="preserve">Дорожные события в эфир</w:t>
+            </w:r>
+          </w:p>
+        </w:tc>
+        <w:tc>
+          <w:tcPr>
+            <w:tcW w:type="dxa" w:w="5838"/>
+            <w:tcBorders>
+              <w:top w:val="single" w:color="D3DAE3" w:sz="4"/>
+              <w:left w:val="single" w:color="D3DAE3" w:sz="4"/>
+              <w:bottom w:val="single" w:color="D3DAE3" w:sz="4"/>
+              <w:right w:val="single" w:color="D3DAE3" w:sz="4"/>
+            </w:tcBorders>
+            <w:tcMar>
+              <w:top w:type="dxa" w:w="80"/>
+              <w:left w:type="dxa" w:w="110"/>
+              <w:bottom w:type="dxa" w:w="80"/>
+              <w:right w:type="dxa" w:w="110"/>
+            </w:tcMar>
+          </w:tcPr>
+          <w:p>
+            <w:pPr>
+              <w:spacing w:after="0" w:line="276"/>
+            </w:pPr>
+            <w:r>
+              <w:rPr>
+                <w:b w:val="false"/>
+                <w:bCs w:val="false"/>
+                <w:sz w:val="20"/>
+                <w:szCs w:val="20"/>
+              </w:rPr>
+              <w:t xml:space="preserve">Перекрытия, ДТП и ремонт с причиной, сроками и объездом. Это новость, которую радио передаёт сразу, поэтому блок стоит вторым на странице, а событие попадает в готовые тексты и в мгновенные алерты.</w:t>
+            </w:r>
+          </w:p>
+        </w:tc>
+        <w:tc>
+          <w:tcPr>
+            <w:tcW w:type="dxa" w:w="1400"/>
+            <w:tcBorders>
+              <w:top w:val="single" w:color="D3DAE3" w:sz="4"/>
+              <w:left w:val="single" w:color="D3DAE3" w:sz="4"/>
+              <w:bottom w:val="single" w:color="D3DAE3" w:sz="4"/>
+              <w:right w:val="single" w:color="D3DAE3" w:sz="4"/>
+            </w:tcBorders>
+            <w:tcMar>
+              <w:top w:type="dxa" w:w="80"/>
+              <w:left w:type="dxa" w:w="110"/>
+              <w:bottom w:type="dxa" w:w="80"/>
+              <w:right w:type="dxa" w:w="110"/>
+            </w:tcMar>
+          </w:tcPr>
+          <w:p>
+            <w:pPr>
+              <w:spacing w:after="0" w:line="276"/>
+            </w:pPr>
+            <w:r>
+              <w:rPr>
+                <w:b w:val="false"/>
+                <w:bCs w:val="false"/>
+                <w:sz w:val="20"/>
+                <w:szCs w:val="20"/>
+              </w:rPr>
+              <w:t xml:space="preserve">В прототипе</w:t>
+            </w:r>
+          </w:p>
+        </w:tc>
+      </w:tr>
+      <w:tr>
+        <w:trPr>
+          <w:cantSplit/>
+        </w:trPr>
+        <w:tc>
+          <w:tcPr>
+            <w:tcW w:type="dxa" w:w="2400"/>
+            <w:tcBorders>
+              <w:top w:val="single" w:color="D3DAE3" w:sz="4"/>
+              <w:left w:val="single" w:color="D3DAE3" w:sz="4"/>
+              <w:bottom w:val="single" w:color="D3DAE3" w:sz="4"/>
+              <w:right w:val="single" w:color="D3DAE3" w:sz="4"/>
+            </w:tcBorders>
+            <w:tcMar>
+              <w:top w:type="dxa" w:w="80"/>
+              <w:left w:type="dxa" w:w="110"/>
+              <w:bottom w:type="dxa" w:w="80"/>
+              <w:right w:type="dxa" w:w="110"/>
+            </w:tcMar>
+          </w:tcPr>
+          <w:p>
+            <w:pPr>
+              <w:spacing w:after="0" w:line="276"/>
+            </w:pPr>
+            <w:r>
+              <w:rPr>
+                <w:b w:val="false"/>
+                <w:bCs w:val="false"/>
+                <w:sz w:val="20"/>
+                <w:szCs w:val="20"/>
+              </w:rPr>
               <w:t xml:space="preserve">Текст под хронометраж</w:t>
             </w:r>
           </w:p>
@@ -2481,6 +2599,19 @@
       </w:pPr>
       <w:r>
         <w:t xml:space="preserve">Конкурент даёт цифры, мы даём готовый эфир.</w:t>
+      </w:r>
+    </w:p>
+    <w:p>
+      <w:pPr>
+        <w:pStyle w:val="ListParagraph"/>
+        <w:numPr>
+          <w:ilvl w:val="0"/>
+          <w:numId w:val="2"/>
+        </w:numPr>
+        <w:spacing w:after="80" w:line="290"/>
+      </w:pPr>
+      <w:r>
+        <w:t xml:space="preserve">Перекрытия и аварии с объездом — первая новость в эфир, и у нас она готова сразу.</w:t>
       </w:r>
     </w:p>
     <w:p>

--- a/Пробки_для_эфира.docx
+++ b/Пробки_для_эфира.docx
@@ -141,7 +141,7 @@
         </w:rPr>
         <w:t xml:space="preserve">Код: </w:t>
       </w:r>
-      <w:hyperlink w:history="1" r:id="rId_2xbm-82fkz1fixsbikos">
+      <w:hyperlink w:history="1" r:id="rIdy9yt-urimena2mpnvcmjh">
         <w:r>
           <w:rPr>
             <w:rStyle w:val="Hyperlink"/>
@@ -166,7 +166,7 @@
         </w:rPr>
         <w:t xml:space="preserve">Живая страница (после включения GitHub Pages): </w:t>
       </w:r>
-      <w:hyperlink w:history="1" r:id="rId-wnfnhifcu9w5bk7h6lvm">
+      <w:hyperlink w:history="1" r:id="rId4kaeixwfoxi_76mquhzxh">
         <w:r>
           <w:rPr>
             <w:rStyle w:val="Hyperlink"/>
@@ -362,6 +362,26 @@
       </w:r>
       <w:r>
         <w:t xml:space="preserve">Там, где в это время обычно свободно, с причиной.</w:t>
+      </w:r>
+    </w:p>
+    <w:p>
+      <w:pPr>
+        <w:pStyle w:val="ListParagraph"/>
+        <w:numPr>
+          <w:ilvl w:val="0"/>
+          <w:numId w:val="3"/>
+        </w:numPr>
+        <w:spacing w:after="80" w:line="290"/>
+      </w:pPr>
+      <w:r>
+        <w:rPr>
+          <w:b/>
+          <w:bCs/>
+        </w:rPr>
+        <w:t xml:space="preserve">Где заправиться. </w:t>
+      </w:r>
+      <w:r>
+        <w:t xml:space="preserve">Сводка по городу и карточки районов: очереди, наличие топлива, лимиты и готовая фраза для эфира.</w:t>
       </w:r>
     </w:p>
     <w:p>
@@ -1130,6 +1150,104 @@
                 <w:szCs w:val="20"/>
               </w:rPr>
               <w:t xml:space="preserve">Перекрытия, ДТП и ремонт с причиной, сроками и объездом. Это новость, которую радио передаёт сразу, поэтому блок стоит вторым на странице, а событие попадает в готовые тексты и в мгновенные алерты.</w:t>
+            </w:r>
+          </w:p>
+        </w:tc>
+        <w:tc>
+          <w:tcPr>
+            <w:tcW w:type="dxa" w:w="1400"/>
+            <w:tcBorders>
+              <w:top w:val="single" w:color="D3DAE3" w:sz="4"/>
+              <w:left w:val="single" w:color="D3DAE3" w:sz="4"/>
+              <w:bottom w:val="single" w:color="D3DAE3" w:sz="4"/>
+              <w:right w:val="single" w:color="D3DAE3" w:sz="4"/>
+            </w:tcBorders>
+            <w:tcMar>
+              <w:top w:type="dxa" w:w="80"/>
+              <w:left w:type="dxa" w:w="110"/>
+              <w:bottom w:type="dxa" w:w="80"/>
+              <w:right w:type="dxa" w:w="110"/>
+            </w:tcMar>
+          </w:tcPr>
+          <w:p>
+            <w:pPr>
+              <w:spacing w:after="0" w:line="276"/>
+            </w:pPr>
+            <w:r>
+              <w:rPr>
+                <w:b w:val="false"/>
+                <w:bCs w:val="false"/>
+                <w:sz w:val="20"/>
+                <w:szCs w:val="20"/>
+              </w:rPr>
+              <w:t xml:space="preserve">В прототипе</w:t>
+            </w:r>
+          </w:p>
+        </w:tc>
+      </w:tr>
+      <w:tr>
+        <w:trPr>
+          <w:cantSplit/>
+        </w:trPr>
+        <w:tc>
+          <w:tcPr>
+            <w:tcW w:type="dxa" w:w="2400"/>
+            <w:tcBorders>
+              <w:top w:val="single" w:color="D3DAE3" w:sz="4"/>
+              <w:left w:val="single" w:color="D3DAE3" w:sz="4"/>
+              <w:bottom w:val="single" w:color="D3DAE3" w:sz="4"/>
+              <w:right w:val="single" w:color="D3DAE3" w:sz="4"/>
+            </w:tcBorders>
+            <w:tcMar>
+              <w:top w:type="dxa" w:w="80"/>
+              <w:left w:type="dxa" w:w="110"/>
+              <w:bottom w:type="dxa" w:w="80"/>
+              <w:right w:type="dxa" w:w="110"/>
+            </w:tcMar>
+          </w:tcPr>
+          <w:p>
+            <w:pPr>
+              <w:spacing w:after="0" w:line="276"/>
+            </w:pPr>
+            <w:r>
+              <w:rPr>
+                <w:b w:val="false"/>
+                <w:bCs w:val="false"/>
+                <w:sz w:val="20"/>
+                <w:szCs w:val="20"/>
+              </w:rPr>
+              <w:t xml:space="preserve">Где заправиться</w:t>
+            </w:r>
+          </w:p>
+        </w:tc>
+        <w:tc>
+          <w:tcPr>
+            <w:tcW w:type="dxa" w:w="5838"/>
+            <w:tcBorders>
+              <w:top w:val="single" w:color="D3DAE3" w:sz="4"/>
+              <w:left w:val="single" w:color="D3DAE3" w:sz="4"/>
+              <w:bottom w:val="single" w:color="D3DAE3" w:sz="4"/>
+              <w:right w:val="single" w:color="D3DAE3" w:sz="4"/>
+            </w:tcBorders>
+            <w:tcMar>
+              <w:top w:type="dxa" w:w="80"/>
+              <w:left w:type="dxa" w:w="110"/>
+              <w:bottom w:type="dxa" w:w="80"/>
+              <w:right w:type="dxa" w:w="110"/>
+            </w:tcMar>
+          </w:tcPr>
+          <w:p>
+            <w:pPr>
+              <w:spacing w:after="0" w:line="276"/>
+            </w:pPr>
+            <w:r>
+              <w:rPr>
+                <w:b w:val="false"/>
+                <w:bCs w:val="false"/>
+                <w:sz w:val="20"/>
+                <w:szCs w:val="20"/>
+              </w:rPr>
+              <w:t xml:space="preserve">Очереди и наличие топлива на АЗС по районам: где заправиться без очереди, где нет отдельных видов топлива, где лимиты. Данные уже есть в карте топлива 2ГИС. Сводка спокойная, чтобы не провоцировать ажиотаж.</w:t>
             </w:r>
           </w:p>
         </w:tc>

--- a/Пробки_для_эфира.docx
+++ b/Пробки_для_эфира.docx
@@ -141,7 +141,7 @@
         </w:rPr>
         <w:t xml:space="preserve">Код: </w:t>
       </w:r>
-      <w:hyperlink w:history="1" r:id="rIdy9yt-urimena2mpnvcmjh">
+      <w:hyperlink w:history="1" r:id="rIdzjfic_kct4c39hzkhdqot">
         <w:r>
           <w:rPr>
             <w:rStyle w:val="Hyperlink"/>
@@ -166,7 +166,7 @@
         </w:rPr>
         <w:t xml:space="preserve">Живая страница (после включения GitHub Pages): </w:t>
       </w:r>
-      <w:hyperlink w:history="1" r:id="rId4kaeixwfoxi_76mquhzxh">
+      <w:hyperlink w:history="1" r:id="rIduvx28t7evatys0og8uho8">
         <w:r>
           <w:rPr>
             <w:rStyle w:val="Hyperlink"/>
@@ -193,7 +193,7 @@
         <w:pStyle w:val="Heading1"/>
       </w:pPr>
       <w:r>
-        <w:t xml:space="preserve">Как читать страницу</w:t>
+        <w:t xml:space="preserve">Как устроена страница</w:t>
       </w:r>
     </w:p>
     <w:p>
@@ -201,7 +201,7 @@
         <w:spacing w:after="120" w:line="300"/>
       </w:pPr>
       <w:r>
-        <w:t xml:space="preserve">Страница читается сверху вниз: сначала то, что редакция берёт в эфир за 10 секунд, затем детали и инструменты.</w:t>
+        <w:t xml:space="preserve">Страница разбита на четыре вкладки по задачам редакции. Срочное видно всегда: если есть перекрытие или ДТП, под шапкой висит красная полоса «Срочно» с кнопкой «Подробнее». На телефоне вкладки переезжают в нижнюю панель.</w:t>
       </w:r>
     </w:p>
     <w:p>
@@ -218,10 +218,10 @@
           <w:b/>
           <w:bCs/>
         </w:rPr>
-        <w:t xml:space="preserve">Шапка. </w:t>
-      </w:r>
-      <w:r>
-        <w:t xml:space="preserve">Переключатель города и индикатор, что данные обновляются.</w:t>
+        <w:t xml:space="preserve">Эфир. </w:t>
+      </w:r>
+      <w:r>
+        <w:t xml:space="preserve">Всё, что нужно ведущему в 8 утра, на одном экране. Слева баллы, сравнение с обычным днём и прогноз. Справа конструктор «Собрать выпуск»: выбираете хронометраж (10, 20, 30 или 60 секунд) и блоки (баллы, перекрытия, ДТП, пробки и объезды, прогноз, заправки, рекорд недели), и получаете один связный текст. Полоса под текстом показывает, укладывается ли он во время. Ниже — дорожные события (главное перекрытие крупно со схемой объезда, остальные карточками) и топ-5 мест, где стоит сейчас.</w:t>
       </w:r>
     </w:p>
     <w:p>
@@ -238,10 +238,10 @@
           <w:b/>
           <w:bCs/>
         </w:rPr>
-        <w:t xml:space="preserve">Главный экран. </w:t>
-      </w:r>
-      <w:r>
-        <w:t xml:space="preserve">Слева баллы пробок и сравнение с обычным днём недели. Справа готовый текст в четырёх форматах с кнопками «Скопировать» и «Прослушать». Это главное, ради чего редакция открывает страницу.</w:t>
+        <w:t xml:space="preserve">Аналитика. </w:t>
+      </w:r>
+      <w:r>
+        <w:t xml:space="preserve">Длина пробок и доля дорог, список пробок с переключателем «Топ пробок / Мосты / Центр / Магистрали» и кнопкой «Показать ещё», график загруженности за день с прогнозом, история и рекорды с готовой фразой.</w:t>
       </w:r>
     </w:p>
     <w:p>
@@ -258,10 +258,10 @@
           <w:b/>
           <w:bCs/>
         </w:rPr>
-        <w:t xml:space="preserve">Дорожные события. </w:t>
-      </w:r>
-      <w:r>
-        <w:t xml:space="preserve">Перекрытия, ДТП и ремонт сразу под главным экраном. Главное перекрытие выделено крупно: причина, сроки, объезд со схемой и готовая фраза для эфира. Остальные события — карточками с фильтром по типу, у каждой своя фраза и кнопка «Скопировать для эфира».</w:t>
+        <w:t xml:space="preserve">Рубрики. </w:t>
+      </w:r>
+      <w:r>
+        <w:t xml:space="preserve">Где заправиться: сводка по городу и карточки районов. Фото с дорог с готовыми подписями.</w:t>
       </w:r>
     </w:p>
     <w:p>
@@ -278,170 +278,18 @@
           <w:b/>
           <w:bCs/>
         </w:rPr>
-        <w:t xml:space="preserve">Цифры дня. </w:t>
-      </w:r>
-      <w:r>
-        <w:t xml:space="preserve">Общая длина пробок, доля дорог в пробках, число заторов, сколько часов город простоял с утра.</w:t>
-      </w:r>
-    </w:p>
-    <w:p>
-      <w:pPr>
-        <w:pStyle w:val="ListParagraph"/>
-        <w:numPr>
-          <w:ilvl w:val="0"/>
-          <w:numId w:val="3"/>
-        </w:numPr>
-        <w:spacing w:after="80" w:line="290"/>
-      </w:pPr>
-      <w:r>
-        <w:rPr>
-          <w:b/>
-          <w:bCs/>
-        </w:rPr>
-        <w:t xml:space="preserve">График по часам. </w:t>
-      </w:r>
-      <w:r>
-        <w:t xml:space="preserve">Сегодняшние баллы, обычный такой же день недели и прогноз до вечера.</w:t>
-      </w:r>
-    </w:p>
-    <w:p>
-      <w:pPr>
-        <w:pStyle w:val="ListParagraph"/>
-        <w:numPr>
-          <w:ilvl w:val="0"/>
-          <w:numId w:val="3"/>
-        </w:numPr>
-        <w:spacing w:after="80" w:line="290"/>
-      </w:pPr>
-      <w:r>
-        <w:rPr>
-          <w:b/>
-          <w:bCs/>
-        </w:rPr>
-        <w:t xml:space="preserve">Топ-10 пробок. </w:t>
-      </w:r>
-      <w:r>
-        <w:t xml:space="preserve">Участок «от и до», скорость, длина, время проезда и как объехать.</w:t>
-      </w:r>
-    </w:p>
-    <w:p>
-      <w:pPr>
-        <w:pStyle w:val="ListParagraph"/>
-        <w:numPr>
-          <w:ilvl w:val="0"/>
-          <w:numId w:val="3"/>
-        </w:numPr>
-        <w:spacing w:after="80" w:line="290"/>
-      </w:pPr>
-      <w:r>
-        <w:rPr>
-          <w:b/>
-          <w:bCs/>
-        </w:rPr>
-        <w:t xml:space="preserve">Мосты, центр и главные улицы. </w:t>
-      </w:r>
-      <w:r>
-        <w:t xml:space="preserve">Ключевые точки города и куда меняется ситуация за последние 15 минут.</w:t>
-      </w:r>
-    </w:p>
-    <w:p>
-      <w:pPr>
-        <w:pStyle w:val="ListParagraph"/>
-        <w:numPr>
-          <w:ilvl w:val="0"/>
-          <w:numId w:val="3"/>
-        </w:numPr>
-        <w:spacing w:after="80" w:line="290"/>
-      </w:pPr>
-      <w:r>
-        <w:rPr>
-          <w:b/>
-          <w:bCs/>
-        </w:rPr>
-        <w:t xml:space="preserve">Нетипичные пробки. </w:t>
-      </w:r>
-      <w:r>
-        <w:t xml:space="preserve">Там, где в это время обычно свободно, с причиной.</w:t>
-      </w:r>
-    </w:p>
-    <w:p>
-      <w:pPr>
-        <w:pStyle w:val="ListParagraph"/>
-        <w:numPr>
-          <w:ilvl w:val="0"/>
-          <w:numId w:val="3"/>
-        </w:numPr>
-        <w:spacing w:after="80" w:line="290"/>
-      </w:pPr>
-      <w:r>
-        <w:rPr>
-          <w:b/>
-          <w:bCs/>
-        </w:rPr>
-        <w:t xml:space="preserve">Где заправиться. </w:t>
-      </w:r>
-      <w:r>
-        <w:t xml:space="preserve">Сводка по городу и карточки районов: очереди, наличие топлива, лимиты и готовая фраза для эфира.</w:t>
-      </w:r>
-    </w:p>
-    <w:p>
-      <w:pPr>
-        <w:pStyle w:val="ListParagraph"/>
-        <w:numPr>
-          <w:ilvl w:val="0"/>
-          <w:numId w:val="3"/>
-        </w:numPr>
-        <w:spacing w:after="80" w:line="290"/>
-      </w:pPr>
-      <w:r>
-        <w:rPr>
-          <w:b/>
-          <w:bCs/>
-        </w:rPr>
-        <w:t xml:space="preserve">История и рекорды. </w:t>
-      </w:r>
-      <w:r>
-        <w:t xml:space="preserve">Сегодня, неделя, месяц, год с сортировкой и готовой фразой про рекорд.</w:t>
-      </w:r>
-    </w:p>
-    <w:p>
-      <w:pPr>
-        <w:pStyle w:val="ListParagraph"/>
-        <w:numPr>
-          <w:ilvl w:val="0"/>
-          <w:numId w:val="3"/>
-        </w:numPr>
-        <w:spacing w:after="80" w:line="290"/>
-      </w:pPr>
-      <w:r>
-        <w:rPr>
-          <w:b/>
-          <w:bCs/>
-        </w:rPr>
-        <w:t xml:space="preserve">Фото с дорог. </w:t>
-      </w:r>
-      <w:r>
-        <w:t xml:space="preserve">Снимки пользователей с готовой подписью для СМИ.</w:t>
-      </w:r>
-    </w:p>
-    <w:p>
-      <w:pPr>
-        <w:pStyle w:val="ListParagraph"/>
-        <w:numPr>
-          <w:ilvl w:val="0"/>
-          <w:numId w:val="3"/>
-        </w:numPr>
-        <w:spacing w:after="80" w:line="290"/>
-      </w:pPr>
-      <w:r>
-        <w:rPr>
-          <w:b/>
-          <w:bCs/>
-        </w:rPr>
-        <w:t xml:space="preserve">Отличия от конкурента, виджет и API, подписка. </w:t>
-      </w:r>
-      <w:r>
-        <w:t xml:space="preserve">Инструменты для редакций и превью письма-сводки.</w:t>
+        <w:t xml:space="preserve">Подключить. </w:t>
+      </w:r>
+      <w:r>
+        <w:t xml:space="preserve">Подписка на сводку с превью письма, виджет для сайта и API для эфирного софта.</w:t>
+      </w:r>
+    </w:p>
+    <w:p>
+      <w:pPr>
+        <w:spacing w:after="120" w:line="300"/>
+      </w:pPr>
+      <w:r>
+        <w:t xml:space="preserve">Цвета закреплены за смыслом: красный, оранжевый, жёлтый и зелёный обозначают только состояние дорог и топлива, синий — объезд и маршрут, фирменный зелёный — главную кнопку. Над каждым блоком вместо описания стоит главный вывод, например «Перекрыта Вокзальная магистраль, ещё 6 событий».</w:t>
       </w:r>
     </w:p>
     <w:p>
@@ -1314,7 +1162,7 @@
                 <w:sz w:val="20"/>
                 <w:szCs w:val="20"/>
               </w:rPr>
-              <w:t xml:space="preserve">Текст под хронометраж</w:t>
+              <w:t xml:space="preserve">Собрать выпуск по хронометражу</w:t>
             </w:r>
           </w:p>
         </w:tc>
@@ -1345,7 +1193,7 @@
                 <w:sz w:val="20"/>
                 <w:szCs w:val="20"/>
               </w:rPr>
-              <w:t xml:space="preserve">10 секунд, 30 секунд, новость для сайта, пост. Ведущий читает без правок, склонения и цифры уже согласованы.</w:t>
+              <w:t xml:space="preserve">Редактор выбирает длительность (10, 20, 30, 60 с) и блоки и получает один связный текст с проверкой, укладывается ли он во время. Есть форматы для сайта и соцсетей. Ведущий читает без правок.</w:t>
             </w:r>
           </w:p>
         </w:tc>

--- a/Пробки_для_эфира.docx
+++ b/Пробки_для_эфира.docx
@@ -141,7 +141,7 @@
         </w:rPr>
         <w:t xml:space="preserve">Код: </w:t>
       </w:r>
-      <w:hyperlink w:history="1" r:id="rIdzjfic_kct4c39hzkhdqot">
+      <w:hyperlink w:history="1" r:id="rIdsyu2cknf8hvx7tnlbuc28">
         <w:r>
           <w:rPr>
             <w:rStyle w:val="Hyperlink"/>
@@ -166,7 +166,7 @@
         </w:rPr>
         <w:t xml:space="preserve">Живая страница (после включения GitHub Pages): </w:t>
       </w:r>
-      <w:hyperlink w:history="1" r:id="rIduvx28t7evatys0og8uho8">
+      <w:hyperlink w:history="1" r:id="rId7cjhpoelflnsk3yatnarm">
         <w:r>
           <w:rPr>
             <w:rStyle w:val="Hyperlink"/>
@@ -221,7 +221,7 @@
         <w:t xml:space="preserve">Эфир. </w:t>
       </w:r>
       <w:r>
-        <w:t xml:space="preserve">Всё, что нужно ведущему в 8 утра, на одном экране. Слева баллы, сравнение с обычным днём и прогноз. Справа конструктор «Собрать выпуск»: выбираете хронометраж (10, 20, 30 или 60 секунд) и блоки (баллы, перекрытия, ДТП, пробки и объезды, прогноз, заправки, рекорд недели), и получаете один связный текст. Полоса под текстом показывает, укладывается ли он во время. Ниже — дорожные события (главное перекрытие крупно со схемой объезда, остальные карточками) и топ-5 мест, где стоит сейчас.</w:t>
+        <w:t xml:space="preserve">Всё, что нужно ведущему в 8 утра, на одном экране. Слева баллы, сравнение с обычным днём и прогноз. Справа конструктор «Собрать выпуск»: ведущий выбирает, о чём выпуск (всё вместе, только перекрытия и ДТП, только пробки, только бензин или свой набор), и хронометраж (10, 20, 30 или 60 секунд). Сразу появляются два готовых текста: для эфира — точно под выбранное время, и пост для сайта и соцсетей. Сокращать ничего не нужно: сервис сам решает, что сказать первым, а что подробнее, если время позволяет. Ниже — дорожные события (главное перекрытие крупно со схемой объезда, остальные карточками) и топ-5 мест, где стоит сейчас.</w:t>
       </w:r>
     </w:p>
     <w:p>
@@ -1162,7 +1162,7 @@
                 <w:sz w:val="20"/>
                 <w:szCs w:val="20"/>
               </w:rPr>
-              <w:t xml:space="preserve">Собрать выпуск по хронометражу</w:t>
+              <w:t xml:space="preserve">Собрать выпуск</w:t>
             </w:r>
           </w:p>
         </w:tc>
@@ -1193,7 +1193,7 @@
                 <w:sz w:val="20"/>
                 <w:szCs w:val="20"/>
               </w:rPr>
-              <w:t xml:space="preserve">Редактор выбирает длительность (10, 20, 30, 60 с) и блоки и получает один связный текст с проверкой, укладывается ли он во время. Есть форматы для сайта и соцсетей. Ведущий читает без правок.</w:t>
+              <w:t xml:space="preserve">Главное отличие. Ведущий выбирает тему (всё вместе, перекрытия и ДТП, пробки, бензин или свой набор) и хронометраж — и сразу получает готовый текст для эфира точно под время и пост для сайта и соцсетей. Ничего не нужно сокращать: важное идёт первым, подробности добавляются, если время позволяет.</w:t>
             </w:r>
           </w:p>
         </w:tc>
@@ -2564,7 +2564,7 @@
         <w:spacing w:after="80" w:line="290"/>
       </w:pPr>
       <w:r>
-        <w:t xml:space="preserve">Конкурент даёт цифры, мы даём готовый эфир.</w:t>
+        <w:t xml:space="preserve">Конкурент даёт цифры, мы даём готовый эфир: тема, хронометраж — и текст для эфира и пост готовы.</w:t>
       </w:r>
     </w:p>
     <w:p>
